--- a/自動產生合約範本/NEW/悠勢-業主_停車場系統管理與技術服務合作協議書_公版_7.7.docx
+++ b/自動產生合約範本/NEW/悠勢-業主_停車場系統管理與技術服務合作協議書_公版_7.7.docx
@@ -198,57 +198,42 @@
         </w:rPr>
         <w:t>：</w:t>
       </w:r>
-      <w:sdt>
-        <w:sdtPr>
-          <w:rPr>
-            <w:rFonts w:ascii="標楷體" w:eastAsia="標楷體" w:hAnsi="標楷體"/>
-          </w:rPr>
-          <w:tag w:val="goog_rdk_2"/>
-          <w:id w:val="512121334"/>
-        </w:sdtPr>
-        <w:sdtContent>
-          <w:sdt>
-            <w:sdtPr>
-              <w:rPr>
-                <w:rFonts w:ascii="標楷體" w:eastAsia="標楷體" w:hAnsi="標楷體"/>
-              </w:rPr>
-              <w:tag w:val="goog_rdk_2"/>
-              <w:id w:val="340281747"/>
-            </w:sdtPr>
-            <w:sdtContent>
-              <w:r>
-                <w:rPr>
-                  <w:rFonts w:ascii="標楷體" w:eastAsia="標楷體" w:hAnsi="標楷體" w:cs="Gungsuh"/>
-                  <w:u w:val="single"/>
-                </w:rPr>
-                <w:t xml:space="preserve">{{ </w:t>
-              </w:r>
-              <w:proofErr w:type="spellStart"/>
-              <w:r>
-                <w:rPr>
-                  <w:rFonts w:ascii="標楷體" w:eastAsia="標楷體" w:hAnsi="標楷體" w:cs="Gungsuh"/>
-                  <w:u w:val="single"/>
-                </w:rPr>
-                <w:t>party_a</w:t>
-              </w:r>
-              <w:proofErr w:type="spellEnd"/>
-              <w:r>
-                <w:rPr>
-                  <w:rFonts w:ascii="標楷體" w:eastAsia="標楷體" w:hAnsi="標楷體" w:cs="Gungsuh"/>
-                  <w:u w:val="single"/>
-                </w:rPr>
-                <w:t xml:space="preserve"> }}</w:t>
-              </w:r>
-            </w:sdtContent>
-          </w:sdt>
-        </w:sdtContent>
-      </w:sdt>
-      <w:r>
-        <w:rPr>
-          <w:rFonts w:ascii="標楷體" w:eastAsia="標楷體" w:hAnsi="標楷體" w:cs="Times New Roman" w:hint="eastAsia"/>
-          <w:color w:val="000000"/>
-        </w:rPr>
-        <w:t xml:space="preserve">          </w:t>
+      <w:r>
+        <w:rPr>
+          <w:rFonts w:ascii="標楷體" w:eastAsia="標楷體" w:hAnsi="標楷體" w:cs="Times New Roman"/>
+          <w:color w:val="000000"/>
+        </w:rPr>
+        <w:t xml:space="preserve">{{ </w:t>
+      </w:r>
+      <w:proofErr w:type="spellStart"/>
+      <w:r>
+        <w:rPr>
+          <w:rFonts w:ascii="標楷體" w:eastAsia="標楷體" w:hAnsi="標楷體" w:cs="Times New Roman"/>
+          <w:color w:val="000000"/>
+        </w:rPr>
+        <w:t>party_a</w:t>
+      </w:r>
+      <w:proofErr w:type="spellEnd"/>
+      <w:r>
+        <w:rPr>
+          <w:rFonts w:ascii="標楷體" w:eastAsia="標楷體" w:hAnsi="標楷體" w:cs="Times New Roman"/>
+          <w:color w:val="000000"/>
+        </w:rPr>
+        <w:t xml:space="preserve"> }}</w:t>
+      </w:r>
+      <w:r>
+        <w:rPr>
+          <w:rFonts w:ascii="標楷體" w:eastAsia="標楷體" w:hAnsi="標楷體" w:cs="Times New Roman" w:hint="eastAsia"/>
+          <w:color w:val="000000"/>
+        </w:rPr>
+        <w:t xml:space="preserve"> </w:t>
+      </w:r>
+      <w:r>
+        <w:rPr>
+          <w:rFonts w:ascii="標楷體" w:eastAsia="標楷體" w:hAnsi="標楷體" w:cs="Times New Roman" w:hint="eastAsia"/>
+          <w:color w:val="000000"/>
+        </w:rPr>
+        <w:t xml:space="preserve">         </w:t>
       </w:r>
       <w:r>
         <w:rPr>
@@ -317,6 +302,13 @@
           <w:color w:val="000000"/>
         </w:rPr>
         <w:t>股份有限公司</w:t>
+      </w:r>
+      <w:r>
+        <w:rPr>
+          <w:rFonts w:ascii="標楷體" w:eastAsia="標楷體" w:hAnsi="標楷體" w:cs="Times New Roman" w:hint="eastAsia"/>
+          <w:color w:val="000000"/>
+        </w:rPr>
+        <w:t xml:space="preserve">   </w:t>
       </w:r>
       <w:r>
         <w:rPr>
@@ -11339,7 +11331,6 @@
   <w:style w:type="character" w:default="1" w:styleId="a0">
     <w:name w:val="Default Paragraph Font"/>
     <w:uiPriority w:val="1"/>
-    <w:semiHidden/>
     <w:unhideWhenUsed/>
   </w:style>
   <w:style w:type="table" w:default="1" w:styleId="a1">
